--- a/templates/act_template v2.docx
+++ b/templates/act_template v2.docx
@@ -291,45 +291,7 @@
           <w:szCs w:val="20"/>
           <w:lang w:val="ru-RU"/>
         </w:rPr>
-        <w:t xml:space="preserve">Гражданин(ка) Российской Федерации {{ПОКУПАТЕЛЬ_ФИО}}, {{ПОКУПАТЕЛЬ_ДАТА_РОЖДЕНИЯ}} г.р., паспорт: серия {{ПАСПОРТ_СЕРИЯ}} № {{ПАСПОРТ_НОМЕР}}, выдан {{ПАСПОРТ_ВЫДАН}} {{ПАСПОРТ_ДАТА_ВЫДАЧИ}}, код подразделения: {{ПАСПОРТ_КОД}}, зарегистрирован(а) по адресу: {{ПОКУПАТЕЛЬ_АДРЕС}}, именуемый(ая) в дальнейшем </w:t>
-      </w:r>
-      <w:r>
-        <w:rPr>
-          <w:rFonts w:ascii="Times New Roman" w:eastAsia="Cambria" w:hAnsi="Times New Roman" w:cs="Times New Roman"/>
-          <w:bCs/>
-          <w:sz w:val="20"/>
-          <w:szCs w:val="20"/>
-          <w:lang w:val="ru-RU"/>
-        </w:rPr>
-        <w:t>«Принципал»,</w:t>
-      </w:r>
-      <w:r>
-        <w:rPr>
-          <w:rFonts w:ascii="Times New Roman" w:eastAsia="Cambria" w:hAnsi="Times New Roman" w:cs="Times New Roman"/>
-          <w:sz w:val="20"/>
-          <w:szCs w:val="20"/>
-          <w:lang w:val="ru-RU"/>
-        </w:rPr>
-        <w:t xml:space="preserve"> с другой стороны, совместно именуемые </w:t>
-      </w:r>
-      <w:r>
-        <w:rPr>
-          <w:rFonts w:ascii="Times New Roman" w:eastAsia="Cambria" w:hAnsi="Times New Roman" w:cs="Times New Roman"/>
-          <w:bCs/>
-          <w:sz w:val="20"/>
-          <w:szCs w:val="20"/>
-          <w:lang w:val="ru-RU"/>
-        </w:rPr>
-        <w:t>«Стороны»,</w:t>
-      </w:r>
-      <w:r>
-        <w:rPr>
-          <w:rFonts w:ascii="Times New Roman" w:eastAsia="Cambria" w:hAnsi="Times New Roman" w:cs="Times New Roman"/>
-          <w:sz w:val="20"/>
-          <w:szCs w:val="20"/>
-          <w:lang w:val="ru-RU"/>
-        </w:rPr>
-        <w:t xml:space="preserve"> составили настоящий Акт о нижеследующем:</w:t>
+        <w:t>{{ПОКУПАТЕЛЬ_ПОЛНЫЕ_ДАННЫЕ}}, именуемый(ая) в дальнейшем «Принципал», с другой стороны, совместно именуемые «Стороны», составили настоящий Акт о нижеследующем:</w:t>
       </w:r>
     </w:p>
     <w:p>
@@ -1285,6 +1247,7 @@
     </w:p>
     <w:sectPr>
       <w:footerReference w:type="default" r:id="rId10"/>
+      <w:headerReference w:type="default" r:id="rId13"/>
       <w:pgSz w:w="11906" w:h="16838"/>
       <w:pgMar w:top="720" w:right="720" w:bottom="720" w:left="720" w:header="510" w:footer="720" w:gutter="0"/>
       <w:cols w:space="720"/>
@@ -1484,6 +1447,16 @@
     </w:p>
   </w:footnote>
 </w:footnotes>
+</file>
+
+<file path=word/header1.xml><?xml version="1.0" encoding="utf-8"?>
+<w:hdr xmlns:m="http://schemas.openxmlformats.org/officeDocument/2006/math" xmlns:mc="http://schemas.openxmlformats.org/markup-compatibility/2006" xmlns:mo="http://schemas.microsoft.com/office/mac/office/2008/main" xmlns:mv="urn:schemas-microsoft-com:mac:vml" xmlns:o="urn:schemas-microsoft-com:office:office" xmlns:r="http://schemas.openxmlformats.org/officeDocument/2006/relationships" xmlns:v="urn:schemas-microsoft-com:vml" xmlns:w10="urn:schemas-microsoft-com:office:word" xmlns:w14="http://schemas.microsoft.com/office/word/2010/wordml" xmlns:w="http://schemas.openxmlformats.org/wordprocessingml/2006/main" xmlns:wne="http://schemas.microsoft.com/office/word/2006/wordml" xmlns:wp14="http://schemas.microsoft.com/office/word/2010/wordprocessingDrawing" xmlns:wp="http://schemas.openxmlformats.org/drawingml/2006/wordprocessingDrawing" xmlns:wpc="http://schemas.microsoft.com/office/word/2010/wordprocessingCanvas" xmlns:wpg="http://schemas.microsoft.com/office/word/2010/wordprocessingGroup" xmlns:wpi="http://schemas.microsoft.com/office/word/2010/wordprocessingInk" xmlns:wps="http://schemas.microsoft.com/office/word/2010/wordprocessingShape" mc:Ignorable="w14 wp14">
+  <w:p>
+    <w:pPr>
+      <w:pStyle w:val="Header"/>
+    </w:pPr>
+  </w:p>
+</w:hdr>
 </file>
 
 <file path=word/numbering.xml><?xml version="1.0" encoding="utf-8"?>

--- a/templates/act_template v2.docx
+++ b/templates/act_template v2.docx
@@ -44,7 +44,7 @@
           <w:szCs w:val="20"/>
           <w:lang w:val="ru-RU"/>
         </w:rPr>
-        <w:t>об оказании услуг по Агентскому договору № {{НОМЕР_ДОГОВОРА}} от «{{ДЕНЬ_ДОГОВОРА}}» {{МЕСЯЦ_ДОГОВОРА}} {{ГОД_ДОГОВОРА}} г.</w:t>
+        <w:t>об исполнении поручения по Агентскому договору № {{НОМЕР_ДОГОВОРА}} от «{{ДЕНЬ_ДОГОВОРА}}» {{МЕСЯЦ_ДОГОВОРА}} {{ГОД_ДОГОВОРА}} г.</w:t>
       </w:r>
     </w:p>
     <w:tbl>
@@ -123,7 +123,25 @@
                 <w:sz w:val="20"/>
                 <w:szCs w:val="20"/>
               </w:rPr>
-              <w:t>«{{ДЕНЬ_АКТА}}» {{МЕСЯЦ_АКТА}} {{ГОД_АКТА}} г.</w:t>
+              <w:t>«{{ДЕНЬ_АКТА</w:t>
+            </w:r>
+            <w:proofErr w:type="gramStart"/>
+            <w:r>
+              <w:rPr>
+                <w:rFonts w:ascii="Times New Roman" w:eastAsia="Cambria" w:hAnsi="Times New Roman" w:cs="Times New Roman"/>
+                <w:sz w:val="20"/>
+                <w:szCs w:val="20"/>
+              </w:rPr>
+              <w:t>}}»</w:t>
+            </w:r>
+            <w:proofErr w:type="gramEnd"/>
+            <w:r>
+              <w:rPr>
+                <w:rFonts w:ascii="Times New Roman" w:eastAsia="Cambria" w:hAnsi="Times New Roman" w:cs="Times New Roman"/>
+                <w:sz w:val="20"/>
+                <w:szCs w:val="20"/>
+              </w:rPr>
+              <w:t xml:space="preserve"> {{МЕСЯЦ_АКТА}} {{ГОД_АКТА}} г.</w:t>
             </w:r>
           </w:p>
         </w:tc>
@@ -149,27 +167,7 @@
           <w:szCs w:val="20"/>
           <w:lang w:val="ru-RU"/>
         </w:rPr>
-        <w:t>{{КОМПАНИЯ}}</w:t>
-      </w:r>
-      <w:r>
-        <w:rPr>
-          <w:rFonts w:ascii="Times New Roman" w:eastAsia="Cambria" w:hAnsi="Times New Roman" w:cs="Times New Roman"/>
-          <w:bCs/>
-          <w:sz w:val="20"/>
-          <w:szCs w:val="20"/>
-          <w:lang w:val="ru-RU"/>
-        </w:rPr>
-        <w:t xml:space="preserve"> </w:t>
-      </w:r>
-      <w:r>
-        <w:rPr>
-          <w:rFonts w:ascii="Times New Roman" w:eastAsia="Cambria" w:hAnsi="Times New Roman" w:cs="Times New Roman"/>
-          <w:bCs/>
-          <w:sz w:val="20"/>
-          <w:szCs w:val="20"/>
-          <w:lang w:val="ru-RU"/>
-        </w:rPr>
-        <w:t>(</w:t>
+        <w:t>{{КОМПАНИЯ}} (</w:t>
       </w:r>
       <w:r>
         <w:rPr>
@@ -178,43 +176,7 @@
           <w:szCs w:val="20"/>
           <w:lang w:val="ru-RU"/>
         </w:rPr>
-        <w:t xml:space="preserve">ИНН: </w:t>
-      </w:r>
-      <w:r>
-        <w:rPr>
-          <w:rFonts w:ascii="Times New Roman" w:eastAsia="Cambria" w:hAnsi="Times New Roman" w:cs="Times New Roman"/>
-          <w:sz w:val="20"/>
-          <w:szCs w:val="20"/>
-          <w:lang w:val="ru-RU"/>
-        </w:rPr>
-        <w:t>{{КОМПАНИЯ_ИНН}}</w:t>
-      </w:r>
-      <w:r>
-        <w:rPr>
-          <w:rFonts w:ascii="Times New Roman" w:eastAsia="Cambria" w:hAnsi="Times New Roman" w:cs="Times New Roman"/>
-          <w:sz w:val="20"/>
-          <w:szCs w:val="20"/>
-          <w:lang w:val="ru-RU"/>
-        </w:rPr>
-        <w:t xml:space="preserve">, ОКПО: </w:t>
-      </w:r>
-      <w:r>
-        <w:rPr>
-          <w:rFonts w:ascii="Times New Roman" w:eastAsia="Cambria" w:hAnsi="Times New Roman" w:cs="Times New Roman"/>
-          <w:sz w:val="20"/>
-          <w:szCs w:val="20"/>
-          <w:lang w:val="ru-RU"/>
-        </w:rPr>
-        <w:t>{{КОМПАНИЯ_ОКПО}}</w:t>
-      </w:r>
-      <w:r>
-        <w:rPr>
-          <w:rFonts w:ascii="Times New Roman" w:eastAsia="Cambria" w:hAnsi="Times New Roman" w:cs="Times New Roman"/>
-          <w:sz w:val="20"/>
-          <w:szCs w:val="20"/>
-          <w:lang w:val="ru-RU"/>
-        </w:rPr>
-        <w:t xml:space="preserve">), именуемое в дальнейшем </w:t>
+        <w:t xml:space="preserve">ИНН: {{КОМПАНИЯ_ИНН}}, ОКПО: {{КОМПАНИЯ_ОКПО}}), именуемое в дальнейшем </w:t>
       </w:r>
       <w:r>
         <w:rPr>
@@ -233,43 +195,7 @@
           <w:szCs w:val="20"/>
           <w:lang w:val="ru-RU"/>
         </w:rPr>
-        <w:t xml:space="preserve"> в лице </w:t>
-      </w:r>
-      <w:r>
-        <w:rPr>
-          <w:rFonts w:ascii="Times New Roman" w:eastAsia="Cambria" w:hAnsi="Times New Roman" w:cs="Times New Roman"/>
-          <w:sz w:val="20"/>
-          <w:szCs w:val="20"/>
-          <w:lang w:val="ru-RU"/>
-        </w:rPr>
-        <w:t>{{ДИРЕКТОР_ДОЛЖНОСТЬ_РОДИТ}}</w:t>
-      </w:r>
-      <w:r>
-        <w:rPr>
-          <w:rFonts w:ascii="Times New Roman" w:eastAsia="Cambria" w:hAnsi="Times New Roman" w:cs="Times New Roman"/>
-          <w:sz w:val="20"/>
-          <w:szCs w:val="20"/>
-          <w:lang w:val="ru-RU"/>
-        </w:rPr>
-        <w:t xml:space="preserve"> </w:t>
-      </w:r>
-      <w:r>
-        <w:rPr>
-          <w:rFonts w:ascii="Times New Roman" w:eastAsia="Cambria" w:hAnsi="Times New Roman" w:cs="Times New Roman"/>
-          <w:sz w:val="20"/>
-          <w:szCs w:val="20"/>
-          <w:lang w:val="ru-RU"/>
-        </w:rPr>
-        <w:t>{{ДИРЕКТОР_РОДИТ}}</w:t>
-      </w:r>
-      <w:r>
-        <w:rPr>
-          <w:rFonts w:ascii="Times New Roman" w:eastAsia="Cambria" w:hAnsi="Times New Roman" w:cs="Times New Roman"/>
-          <w:sz w:val="20"/>
-          <w:szCs w:val="20"/>
-          <w:lang w:val="ru-RU"/>
-        </w:rPr>
-        <w:t>, действующего на основании Устава, с одной стороны, и</w:t>
+        <w:t xml:space="preserve"> в лице {{ДИРЕКТОР_ДОЛЖНОСТЬ_РОДИТ}} {{ДИРЕКТОР_РОДИТ}}, действующего на основании Устава, с одной стороны, и</w:t>
       </w:r>
     </w:p>
     <w:p>
@@ -291,7 +217,27 @@
           <w:szCs w:val="20"/>
           <w:lang w:val="ru-RU"/>
         </w:rPr>
-        <w:t>{{ПОКУПАТЕЛЬ_ПОЛНЫЕ_ДАННЫЕ}}, именуемый(ая) в дальнейшем «Принципал», с другой стороны, совместно именуемые «Стороны», составили настоящий Акт о нижеследующем:</w:t>
+        <w:t>{{ПОКУПАТЕЛЬ_ПОЛНЫЕ_ДАННЫЕ}}, именуемый(</w:t>
+      </w:r>
+      <w:proofErr w:type="spellStart"/>
+      <w:r>
+        <w:rPr>
+          <w:rFonts w:ascii="Times New Roman" w:eastAsia="Cambria" w:hAnsi="Times New Roman" w:cs="Times New Roman"/>
+          <w:sz w:val="20"/>
+          <w:szCs w:val="20"/>
+          <w:lang w:val="ru-RU"/>
+        </w:rPr>
+        <w:t>ая</w:t>
+      </w:r>
+      <w:proofErr w:type="spellEnd"/>
+      <w:r>
+        <w:rPr>
+          <w:rFonts w:ascii="Times New Roman" w:eastAsia="Cambria" w:hAnsi="Times New Roman" w:cs="Times New Roman"/>
+          <w:sz w:val="20"/>
+          <w:szCs w:val="20"/>
+          <w:lang w:val="ru-RU"/>
+        </w:rPr>
+        <w:t>) в дальнейшем «Принципал», с другой стороны, совместно именуемые «Стороны», составили настоящий Акт о нижеследующем:</w:t>
       </w:r>
     </w:p>
     <w:p>
@@ -323,34 +269,7 @@
           <w:szCs w:val="20"/>
           <w:lang w:val="ru-RU"/>
         </w:rPr>
-        <w:t xml:space="preserve"> </w:t>
-      </w:r>
-      <w:r>
-        <w:rPr>
-          <w:rFonts w:ascii="Times New Roman" w:eastAsia="Cambria" w:hAnsi="Times New Roman" w:cs="Times New Roman"/>
-          <w:sz w:val="20"/>
-          <w:szCs w:val="20"/>
-          <w:lang w:val="ru-RU"/>
-        </w:rPr>
-        <w:t>Агент во исполнение Агентского договора № {{НОМЕР_ДОГОВОРА}} от «{{ДЕНЬ_ДОГОВОРА}}» {{МЕСЯЦ_ДОГОВОРА}} {{ГОД_ДОГОВОРА}} г. (далее — «Договор») и Поручения (Приложение № 1 к Договору) оказал Принципалу услуги по передаче денежных средств Получателю — гражданину(ке) Кыргызской Республики {{ПРОДАВЕЦ_ФИО}}, {{ПРОДАВЕЦ_ДАТА_РОЖДЕНИЯ}} г.р., Идентификационная карта №</w:t>
-      </w:r>
-      <w:r>
-        <w:rPr>
-          <w:rFonts w:ascii="Times New Roman" w:eastAsia="Cambria" w:hAnsi="Times New Roman" w:cs="Times New Roman"/>
-          <w:sz w:val="20"/>
-          <w:szCs w:val="20"/>
-          <w:lang w:val="ru-RU"/>
-        </w:rPr>
-        <w:t xml:space="preserve"> </w:t>
-      </w:r>
-      <w:r>
-        <w:rPr>
-          <w:rFonts w:ascii="Times New Roman" w:eastAsia="Cambria" w:hAnsi="Times New Roman" w:cs="Times New Roman"/>
-          <w:sz w:val="20"/>
-          <w:szCs w:val="20"/>
-          <w:lang w:val="ru-RU"/>
-        </w:rPr>
-        <w:t>{{ПРОДАВЕЦ_ID_НОМЕР}}, — в счёт оплаты за транспортное средство:</w:t>
+        <w:t xml:space="preserve"> Агент во исполнение Агентского договора № {{НОМЕР_ДОГОВОРА}} от «{{ДЕНЬ_ДОГОВОРА}}» {{МЕСЯЦ_ДОГОВОРА}} {{ГОД_ДОГОВОРА}} г. (далее — «Договор») и Поручения (Приложение № 1 к Договору) исполнил Поручение: осуществил за счёт денежных средств Принципала расчёт с Получателем — гражданином(кой) Кыргызской Республики {{ПРОДАВЕЦ_ФИО}}, {{ПРОДАВЕЦ_ДАТА_РОЖДЕНИЯ}} г.р., Идентификационная карта № {{ПРОДАВЕЦ_ID_НОМЕР}}, — в счёт оплаты за транспортное средство:</w:t>
       </w:r>
     </w:p>
     <w:p>
@@ -462,16 +381,7 @@
           <w:szCs w:val="20"/>
           <w:lang w:val="ru-RU"/>
         </w:rPr>
-        <w:t xml:space="preserve"> </w:t>
-      </w:r>
-      <w:r>
-        <w:rPr>
-          <w:rFonts w:ascii="Times New Roman" w:eastAsia="Cambria" w:hAnsi="Times New Roman" w:cs="Times New Roman"/>
-          <w:sz w:val="20"/>
-          <w:szCs w:val="20"/>
-          <w:lang w:val="ru-RU"/>
-        </w:rPr>
-        <w:t xml:space="preserve">Принципал перечислил Агенту денежные средства в общей сумме </w:t>
+        <w:t xml:space="preserve"> Принципал перечислил Агенту денежные средства в общей сумме </w:t>
       </w:r>
       <w:r>
         <w:rPr>
@@ -532,8 +442,9 @@
           <w:szCs w:val="20"/>
           <w:lang w:val="ru-RU"/>
         </w:rPr>
-        <w:t>— агентское вознаграждение (комиссия {{КОМИССИЯ}}%): {{КОМИССИЯ_ЦИФРАМИ}} руб.</w:t>
+        <w:t>— агентское вознаграждение (комиссия {{КОМИССИЯ</w:t>
       </w:r>
+      <w:proofErr w:type="gramStart"/>
       <w:r>
         <w:rPr>
           <w:rFonts w:ascii="Times New Roman" w:eastAsia="Cambria" w:hAnsi="Times New Roman" w:cs="Times New Roman"/>
@@ -541,8 +452,9 @@
           <w:szCs w:val="20"/>
           <w:lang w:val="ru-RU"/>
         </w:rPr>
-        <w:t xml:space="preserve"> </w:t>
+        <w:t>}}%</w:t>
       </w:r>
+      <w:proofErr w:type="gramEnd"/>
       <w:r>
         <w:rPr>
           <w:rFonts w:ascii="Times New Roman" w:eastAsia="Cambria" w:hAnsi="Times New Roman" w:cs="Times New Roman"/>
@@ -550,7 +462,7 @@
           <w:szCs w:val="20"/>
           <w:lang w:val="ru-RU"/>
         </w:rPr>
-        <w:t>({{КОМИССИЯ_ПРОПИСЬЮ}}).</w:t>
+        <w:t>): {{КОМИССИЯ_ЦИФРАМИ}} руб. ({{КОМИССИЯ_ПРОПИСЬЮ}}).</w:t>
       </w:r>
     </w:p>
     <w:p>
@@ -594,47 +506,7 @@
           <w:szCs w:val="20"/>
           <w:lang w:val="ru-RU"/>
         </w:rPr>
-        <w:t xml:space="preserve">Агент передал Получателю наличные денежные средства в </w:t>
-      </w:r>
-      <w:r>
-        <w:rPr>
-          <w:rFonts w:ascii="Times New Roman" w:eastAsia="Cambria" w:hAnsi="Times New Roman" w:cs="Times New Roman"/>
-          <w:bCs/>
-          <w:sz w:val="20"/>
-          <w:szCs w:val="20"/>
-          <w:lang w:val="ru-RU"/>
-        </w:rPr>
-        <w:t>сумме {{СУММА_НАЛИЧНЫМИ}}</w:t>
-      </w:r>
-      <w:r>
-        <w:rPr>
-          <w:rFonts w:ascii="Times New Roman" w:eastAsia="Cambria" w:hAnsi="Times New Roman" w:cs="Times New Roman"/>
-          <w:bCs/>
-          <w:sz w:val="20"/>
-          <w:szCs w:val="20"/>
-          <w:lang w:val="ru-RU"/>
-        </w:rPr>
-        <w:t xml:space="preserve"> </w:t>
-      </w:r>
-      <w:r>
-        <w:rPr>
-          <w:rFonts w:ascii="Times New Roman" w:eastAsia="Cambria" w:hAnsi="Times New Roman" w:cs="Times New Roman"/>
-          <w:bCs/>
-          <w:sz w:val="20"/>
-          <w:szCs w:val="20"/>
-          <w:lang w:val="ru-RU"/>
-        </w:rPr>
-        <w:t>({{СУММА_НАЛИЧНЫМИ_ПРОПИСЬЮ}}) {{ВАЛЮТА_НАЛИЧНЫМИ}}, что соответствует основной сумме Поручения {{ЦЕНА_ЦИФРАМИ}} руб. по фактическому курсу конвертации {{КУРС_ФАКТИЧЕСКИЙ}} руб./USD. Сумма в валюте определена исходя из фактического курса конвертации и может отличаться</w:t>
-      </w:r>
-      <w:r>
-        <w:rPr>
-          <w:rFonts w:ascii="Times New Roman" w:eastAsia="Cambria" w:hAnsi="Times New Roman" w:cs="Times New Roman"/>
-          <w:bCs/>
-          <w:sz w:val="20"/>
-          <w:szCs w:val="20"/>
-          <w:lang w:val="ru-RU"/>
-        </w:rPr>
-        <w:t xml:space="preserve"> от расчётной, указанной в Поручении; основная сумма Поручения передана Получателю в полном объёме. Передача наличных денежных средств произведена «{{ДЕНЬ_АКТА}}» {{МЕСЯЦ_АКТА}} {{ГОД_АКТА}} г. в г. Бишкек. Факт передачи подтверждается распиской Получателя (Приложение № 1 к настоящему Акту) по договору купли-продажи ТС № {{НОМЕР_ДКП}} от «{{ДЕНЬ_ДКП}}» {{МЕСЯЦ_ДКП}} {{ГОД_ДКП}} г.</w:t>
+        <w:t>Агент передал Получателю наличные денежные средства в сумме {{СУММА_НАЛИЧНЫМИ}} ({{СУММА_НАЛИЧНЫМИ_ПРОПИСЬЮ}}) {{ВАЛЮТА_НАЛИЧНЫМИ}}, что соответствует основной сумме Поручения {{ЦЕНА_ЦИФРАМИ}} руб. по фактическому курсу конвертации {{КУРС_ФАКТИЧЕСКИЙ}} руб./USD. Сумма в валюте определена исходя из фактического курса конвертации и может отличаться от расчётной, указанной в Поручении; основная сумма Поручения передана Получателю в полном объёме. Передача наличных денежных средств произведена {{ДАТА_РАСЧЕТА}} в г. Бишкек. Факт передачи подтверждается распиской Получателя (Приложение № 1 к настоящему Акту) по договору купли-продажи ТС № {{НОМЕР_ДКП}} от «{{ДЕНЬ_ДКП}}» {{МЕСЯЦ_ДКП}} {{ГОД_ДКП}} г.</w:t>
       </w:r>
     </w:p>
     <w:p>
@@ -666,16 +538,7 @@
           <w:szCs w:val="20"/>
           <w:lang w:val="ru-RU"/>
         </w:rPr>
-        <w:t xml:space="preserve"> </w:t>
-      </w:r>
-      <w:r>
-        <w:rPr>
-          <w:rFonts w:ascii="Times New Roman" w:eastAsia="Cambria" w:hAnsi="Times New Roman" w:cs="Times New Roman"/>
-          <w:sz w:val="20"/>
-          <w:szCs w:val="20"/>
-          <w:lang w:val="ru-RU"/>
-        </w:rPr>
-        <w:t>Услуги оказаны Агентом в полном объёме, в срок и с надлежащим качеством. Поручение исполнено. Обязательства Агента перед Принципалом по Договору считаются исполненными.</w:t>
+        <w:t xml:space="preserve"> Поручение исполнено Агентом в полном объёме и в срок. Обязательства Агента перед Принципалом по Договору считаются исполненными.</w:t>
       </w:r>
     </w:p>
     <w:p>
@@ -707,34 +570,7 @@
           <w:szCs w:val="20"/>
           <w:lang w:val="ru-RU"/>
         </w:rPr>
-        <w:t xml:space="preserve"> </w:t>
-      </w:r>
-      <w:r>
-        <w:rPr>
-          <w:rFonts w:ascii="Times New Roman" w:eastAsia="Cambria" w:hAnsi="Times New Roman" w:cs="Times New Roman"/>
-          <w:sz w:val="20"/>
-          <w:szCs w:val="20"/>
-          <w:lang w:val="ru-RU"/>
-        </w:rPr>
-        <w:t xml:space="preserve">Агентское вознаграждение в </w:t>
-      </w:r>
-      <w:r>
-        <w:rPr>
-          <w:rFonts w:ascii="Times New Roman" w:eastAsia="Cambria" w:hAnsi="Times New Roman" w:cs="Times New Roman"/>
-          <w:sz w:val="20"/>
-          <w:szCs w:val="20"/>
-          <w:lang w:val="ru-RU"/>
-        </w:rPr>
-        <w:t>размере {{КОМИССИЯ_ЦИФРАМИ}} руб. учтено в общей сумме, поступившей от Принципала по Счёту, в соответствии с п. 3.1 Договора. Задолженность</w:t>
-      </w:r>
-      <w:r>
-        <w:rPr>
-          <w:rFonts w:ascii="Times New Roman" w:eastAsia="Cambria" w:hAnsi="Times New Roman" w:cs="Times New Roman"/>
-          <w:sz w:val="20"/>
-          <w:szCs w:val="20"/>
-          <w:lang w:val="ru-RU"/>
-        </w:rPr>
-        <w:t xml:space="preserve"> Сторон друг перед другом отсутствует.</w:t>
+        <w:t xml:space="preserve"> Агентское вознаграждение в размере {{КОМИССИЯ_ЦИФРАМИ}} руб. учтено в общей сумме, поступившей от Принципала по Счёту, в соответствии с п. 3.1 Договора. Задолженность Сторон друг перед другом отсутствует.</w:t>
       </w:r>
     </w:p>
     <w:p>
@@ -766,16 +602,7 @@
           <w:szCs w:val="20"/>
           <w:lang w:val="ru-RU"/>
         </w:rPr>
-        <w:t xml:space="preserve"> </w:t>
-      </w:r>
-      <w:r>
-        <w:rPr>
-          <w:rFonts w:ascii="Times New Roman" w:eastAsia="Cambria" w:hAnsi="Times New Roman" w:cs="Times New Roman"/>
-          <w:sz w:val="20"/>
-          <w:szCs w:val="20"/>
-          <w:lang w:val="ru-RU"/>
-        </w:rPr>
-        <w:t>Стороны претензий друг к другу по объёму, качеству и срокам оказания услуг не имеют.</w:t>
+        <w:t xml:space="preserve"> Стороны претензий друг к другу по исполнению Поручения не имеют.</w:t>
       </w:r>
     </w:p>
     <w:p>
@@ -807,25 +634,7 @@
           <w:szCs w:val="20"/>
           <w:lang w:val="ru-RU"/>
         </w:rPr>
-        <w:t xml:space="preserve"> </w:t>
-      </w:r>
-      <w:r>
-        <w:rPr>
-          <w:rFonts w:ascii="Times New Roman" w:eastAsia="Cambria" w:hAnsi="Times New Roman" w:cs="Times New Roman"/>
-          <w:sz w:val="20"/>
-          <w:szCs w:val="20"/>
-          <w:lang w:val="ru-RU"/>
-        </w:rPr>
-        <w:t xml:space="preserve">Настоящий Акт составлен в двух экземплярах, имеющих одинаковую юридическую силу, — по одному для каждой из Сторон, и является неотъемлемой частью </w:t>
-      </w:r>
-      <w:r>
-        <w:rPr>
-          <w:rFonts w:ascii="Times New Roman" w:eastAsia="Cambria" w:hAnsi="Times New Roman" w:cs="Times New Roman"/>
-          <w:sz w:val="20"/>
-          <w:szCs w:val="20"/>
-          <w:lang w:val="ru-RU"/>
-        </w:rPr>
-        <w:t>Договора.</w:t>
+        <w:t xml:space="preserve"> Настоящий Акт составлен в двух экземплярах, имеющих одинаковую юридическую силу, — по одному для каждой из Сторон, и является неотъемлемой частью Договора.</w:t>
       </w:r>
     </w:p>
     <w:tbl>
@@ -937,7 +746,19 @@
           <w:p>
             <w:pPr>
               <w:spacing w:after="0" w:line="19" w:lineRule="atLeast"/>
-              <w:ind w:firstLineChars="709" w:firstLine="1489"/>
+              <w:ind w:firstLineChars="709" w:firstLine="1418"/>
+              <w:rPr>
+                <w:rFonts w:ascii="Times New Roman" w:hAnsi="Times New Roman" w:cs="Times New Roman"/>
+                <w:sz w:val="20"/>
+                <w:szCs w:val="20"/>
+                <w:lang w:val="ru-RU"/>
+              </w:rPr>
+            </w:pPr>
+          </w:p>
+          <w:p>
+            <w:pPr>
+              <w:spacing w:after="0" w:line="19" w:lineRule="atLeast"/>
+              <w:ind w:firstLine="709"/>
               <w:rPr>
                 <w:rFonts w:ascii="Times New Roman" w:hAnsi="Times New Roman" w:cs="Times New Roman"/>
                 <w:sz w:val="20"/>
@@ -950,13 +771,13 @@
                 <w:noProof/>
               </w:rPr>
               <w:drawing>
-                <wp:anchor distT="0" distB="0" distL="114300" distR="114300" simplePos="0" relativeHeight="251656192" behindDoc="0" locked="0" layoutInCell="1" allowOverlap="1" wp14:anchorId="43F85007" wp14:editId="7CC3BE10">
+                <wp:anchor distT="0" distB="0" distL="114300" distR="114300" simplePos="0" relativeHeight="251659264" behindDoc="0" locked="0" layoutInCell="1" allowOverlap="1" wp14:anchorId="319F5207" wp14:editId="02739177">
                   <wp:simplePos x="0" y="0"/>
                   <wp:positionH relativeFrom="column">
-                    <wp:posOffset>407035</wp:posOffset>
+                    <wp:posOffset>591639</wp:posOffset>
                   </wp:positionH>
                   <wp:positionV relativeFrom="paragraph">
-                    <wp:posOffset>80645</wp:posOffset>
+                    <wp:posOffset>15875</wp:posOffset>
                   </wp:positionV>
                   <wp:extent cx="1698625" cy="1486535"/>
                   <wp:effectExtent l="0" t="0" r="0" b="0"/>
@@ -1005,24 +826,12 @@
                 </wp:anchor>
               </w:drawing>
             </w:r>
-          </w:p>
-          <w:p>
-            <w:pPr>
-              <w:spacing w:after="0" w:line="19" w:lineRule="atLeast"/>
-              <w:ind w:firstLine="709"/>
-              <w:rPr>
-                <w:rFonts w:ascii="Times New Roman" w:hAnsi="Times New Roman" w:cs="Times New Roman"/>
-                <w:sz w:val="20"/>
-                <w:szCs w:val="20"/>
-                <w:lang w:val="ru-RU"/>
-              </w:rPr>
-            </w:pPr>
             <w:r>
               <w:rPr>
                 <w:noProof/>
               </w:rPr>
               <w:drawing>
-                <wp:anchor distT="0" distB="0" distL="114300" distR="114300" simplePos="0" relativeHeight="251659264" behindDoc="0" locked="0" layoutInCell="1" allowOverlap="1" wp14:anchorId="2C19A739" wp14:editId="63C40102">
+                <wp:anchor distT="0" distB="0" distL="114300" distR="114300" simplePos="0" relativeHeight="251659264" behindDoc="0" locked="0" layoutInCell="1" allowOverlap="1" wp14:anchorId="404FAF68" wp14:editId="4C09034B">
                   <wp:simplePos x="0" y="0"/>
                   <wp:positionH relativeFrom="column">
                     <wp:posOffset>355600</wp:posOffset>
@@ -1096,16 +905,7 @@
                 <w:szCs w:val="20"/>
                 <w:lang w:val="ru-RU"/>
               </w:rPr>
-              <w:t xml:space="preserve">_______________________ / </w:t>
-            </w:r>
-            <w:r>
-              <w:rPr>
-                <w:rFonts w:ascii="Times New Roman" w:eastAsia="Cambria" w:hAnsi="Times New Roman" w:cs="Times New Roman"/>
-                <w:sz w:val="20"/>
-                <w:szCs w:val="20"/>
-                <w:lang w:val="ru-RU"/>
-              </w:rPr>
-              <w:t>{{ДИРЕКТОР_ИНИЦИАЛЫ}}</w:t>
+              <w:t>_______________________ / {{ДИРЕКТОР_ИНИЦИАЛЫ}}</w:t>
             </w:r>
           </w:p>
           <w:p>
@@ -1246,8 +1046,8 @@
       </w:pPr>
     </w:p>
     <w:sectPr>
-      <w:footerReference w:type="default" r:id="rId10"/>
-      <w:headerReference w:type="default" r:id="rId13"/>
+      <w:headerReference w:type="default" r:id="rId10"/>
+      <w:footerReference w:type="default" r:id="rId11"/>
       <w:pgSz w:w="11906" w:h="16838"/>
       <w:pgMar w:top="720" w:right="720" w:bottom="720" w:left="720" w:header="510" w:footer="720" w:gutter="0"/>
       <w:cols w:space="720"/>
@@ -1326,6 +1126,7 @@
       </w:rPr>
       <w:t xml:space="preserve">» | </w:t>
     </w:r>
+    <w:proofErr w:type="spellStart"/>
     <w:r>
       <w:rPr>
         <w:rFonts w:eastAsia="Cambria" w:cs="Cambria"/>
@@ -1334,6 +1135,7 @@
       </w:rPr>
       <w:t>стр</w:t>
     </w:r>
+    <w:proofErr w:type="spellEnd"/>
     <w:r>
       <w:rPr>
         <w:rFonts w:eastAsia="Cambria" w:cs="Cambria"/>
@@ -1382,7 +1184,23 @@
         <w:rFonts w:eastAsia="Cambria" w:cs="Cambria"/>
         <w:sz w:val="18"/>
       </w:rPr>
-      <w:t xml:space="preserve"> из </w:t>
+      <w:t xml:space="preserve"> </w:t>
+    </w:r>
+    <w:proofErr w:type="spellStart"/>
+    <w:r>
+      <w:rPr>
+        <w:rFonts w:eastAsia="Cambria" w:cs="Cambria"/>
+        <w:sz w:val="18"/>
+      </w:rPr>
+      <w:t>из</w:t>
+    </w:r>
+    <w:proofErr w:type="spellEnd"/>
+    <w:r>
+      <w:rPr>
+        <w:rFonts w:eastAsia="Cambria" w:cs="Cambria"/>
+        <w:sz w:val="18"/>
+      </w:rPr>
+      <w:t xml:space="preserve"> </w:t>
     </w:r>
     <w:r>
       <w:rPr>
@@ -1450,12 +1268,8 @@
 </file>
 
 <file path=word/header1.xml><?xml version="1.0" encoding="utf-8"?>
-<w:hdr xmlns:m="http://schemas.openxmlformats.org/officeDocument/2006/math" xmlns:mc="http://schemas.openxmlformats.org/markup-compatibility/2006" xmlns:mo="http://schemas.microsoft.com/office/mac/office/2008/main" xmlns:mv="urn:schemas-microsoft-com:mac:vml" xmlns:o="urn:schemas-microsoft-com:office:office" xmlns:r="http://schemas.openxmlformats.org/officeDocument/2006/relationships" xmlns:v="urn:schemas-microsoft-com:vml" xmlns:w10="urn:schemas-microsoft-com:office:word" xmlns:w14="http://schemas.microsoft.com/office/word/2010/wordml" xmlns:w="http://schemas.openxmlformats.org/wordprocessingml/2006/main" xmlns:wne="http://schemas.microsoft.com/office/word/2006/wordml" xmlns:wp14="http://schemas.microsoft.com/office/word/2010/wordprocessingDrawing" xmlns:wp="http://schemas.openxmlformats.org/drawingml/2006/wordprocessingDrawing" xmlns:wpc="http://schemas.microsoft.com/office/word/2010/wordprocessingCanvas" xmlns:wpg="http://schemas.microsoft.com/office/word/2010/wordprocessingGroup" xmlns:wpi="http://schemas.microsoft.com/office/word/2010/wordprocessingInk" xmlns:wps="http://schemas.microsoft.com/office/word/2010/wordprocessingShape" mc:Ignorable="w14 wp14">
-  <w:p>
-    <w:pPr>
-      <w:pStyle w:val="Header"/>
-    </w:pPr>
-  </w:p>
+<w:hdr xmlns:wpc="http://schemas.microsoft.com/office/word/2010/wordprocessingCanvas" xmlns:cx="http://schemas.microsoft.com/office/drawing/2014/chartex" xmlns:cx1="http://schemas.microsoft.com/office/drawing/2015/9/8/chartex" xmlns:cx2="http://schemas.microsoft.com/office/drawing/2015/10/21/chartex" xmlns:cx3="http://schemas.microsoft.com/office/drawing/2016/5/9/chartex" xmlns:cx4="http://schemas.microsoft.com/office/drawing/2016/5/10/chartex" xmlns:cx5="http://schemas.microsoft.com/office/drawing/2016/5/11/chartex" xmlns:cx6="http://schemas.microsoft.com/office/drawing/2016/5/12/chartex" xmlns:cx7="http://schemas.microsoft.com/office/drawing/2016/5/13/chartex" xmlns:cx8="http://schemas.microsoft.com/office/drawing/2016/5/14/chartex" xmlns:mc="http://schemas.openxmlformats.org/markup-compatibility/2006" xmlns:aink="http://schemas.microsoft.com/office/drawing/2016/ink" xmlns:am3d="http://schemas.microsoft.com/office/drawing/2017/model3d" xmlns:o="urn:schemas-microsoft-com:office:office" xmlns:r="http://schemas.openxmlformats.org/officeDocument/2006/relationships" xmlns:m="http://schemas.openxmlformats.org/officeDocument/2006/math" xmlns:v="urn:schemas-microsoft-com:vml" xmlns:wp14="http://schemas.microsoft.com/office/word/2010/wordprocessingDrawing" xmlns:wp="http://schemas.openxmlformats.org/drawingml/2006/wordprocessingDrawing" xmlns:w10="urn:schemas-microsoft-com:office:word" xmlns:w="http://schemas.openxmlformats.org/wordprocessingml/2006/main" xmlns:w14="http://schemas.microsoft.com/office/word/2010/wordml" xmlns:w15="http://schemas.microsoft.com/office/word/2012/wordml" xmlns:w16cex="http://schemas.microsoft.com/office/word/2018/wordml/cex" xmlns:w16cid="http://schemas.microsoft.com/office/word/2016/wordml/cid" xmlns:w16="http://schemas.microsoft.com/office/word/2018/wordml" xmlns:w16sdtdh="http://schemas.microsoft.com/office/word/2020/wordml/sdtdatahash" xmlns:w16se="http://schemas.microsoft.com/office/word/2015/wordml/symex" xmlns:wpg="http://schemas.microsoft.com/office/word/2010/wordprocessingGroup" xmlns:wpi="http://schemas.microsoft.com/office/word/2010/wordprocessingInk" xmlns:wne="http://schemas.microsoft.com/office/word/2006/wordml" xmlns:wps="http://schemas.microsoft.com/office/word/2010/wordprocessingShape" mc:Ignorable="w14 w15 w16se w16cid w16 w16cex w16sdtdh wp14">
+  <w:p/>
 </w:hdr>
 </file>
 

--- a/templates/act_template v2.docx
+++ b/templates/act_template v2.docx
@@ -496,12 +496,11 @@
           <w:szCs w:val="20"/>
           <w:lang w:val="ru-RU"/>
         </w:rPr>
-        <w:tab/>
+        <w:t xml:space="preserve"> </w:t>
       </w:r>
       <w:r>
         <w:rPr>
           <w:rFonts w:ascii="Times New Roman" w:eastAsia="Cambria" w:hAnsi="Times New Roman" w:cs="Times New Roman"/>
-          <w:bCs/>
           <w:sz w:val="20"/>
           <w:szCs w:val="20"/>
           <w:lang w:val="ru-RU"/>
@@ -771,7 +770,7 @@
                 <w:noProof/>
               </w:rPr>
               <w:drawing>
-                <wp:anchor distT="0" distB="0" distL="114300" distR="114300" simplePos="0" relativeHeight="251659264" behindDoc="0" locked="0" layoutInCell="1" allowOverlap="1" wp14:anchorId="319F5207" wp14:editId="02739177">
+                <wp:anchor distT="0" distB="0" distL="114300" distR="114300" simplePos="0" relativeHeight="251657216" behindDoc="0" locked="0" layoutInCell="1" allowOverlap="1" wp14:anchorId="319F5207" wp14:editId="02739177">
                   <wp:simplePos x="0" y="0"/>
                   <wp:positionH relativeFrom="column">
                     <wp:posOffset>591639</wp:posOffset>
@@ -831,7 +830,7 @@
                 <w:noProof/>
               </w:rPr>
               <w:drawing>
-                <wp:anchor distT="0" distB="0" distL="114300" distR="114300" simplePos="0" relativeHeight="251659264" behindDoc="0" locked="0" layoutInCell="1" allowOverlap="1" wp14:anchorId="404FAF68" wp14:editId="4C09034B">
+                <wp:anchor distT="0" distB="0" distL="114300" distR="114300" simplePos="0" relativeHeight="251658240" behindDoc="0" locked="0" layoutInCell="1" allowOverlap="1" wp14:anchorId="404FAF68" wp14:editId="4C09034B">
                   <wp:simplePos x="0" y="0"/>
                   <wp:positionH relativeFrom="column">
                     <wp:posOffset>355600</wp:posOffset>

--- a/templates/act_template v2.docx
+++ b/templates/act_template v2.docx
@@ -745,7 +745,7 @@
           <w:p>
             <w:pPr>
               <w:spacing w:after="0" w:line="19" w:lineRule="atLeast"/>
-              <w:ind w:firstLineChars="709" w:firstLine="1418"/>
+              <w:ind w:firstLine="709"/>
               <w:rPr>
                 <w:rFonts w:ascii="Times New Roman" w:hAnsi="Times New Roman" w:cs="Times New Roman"/>
                 <w:sz w:val="20"/>
@@ -753,6 +753,34 @@
                 <w:lang w:val="ru-RU"/>
               </w:rPr>
             </w:pPr>
+            <w:r>
+              <w:rPr>
+                <w:rFonts w:ascii="Times New Roman" w:hAnsi="Times New Roman" w:cs="Times New Roman"/>
+                <w:sz w:val="20"/>
+                <w:szCs w:val="20"/>
+                <w:lang w:val="ru-RU"/>
+              </w:rPr>
+              <w:t>{{</w:t>
+            </w:r>
+            <w:r>
+              <w:rPr>
+                <w:rFonts w:ascii="Times New Roman" w:eastAsia="Cambria" w:hAnsi="Times New Roman" w:cs="Times New Roman"/>
+                <w:bCs/>
+                <w:sz w:val="20"/>
+                <w:szCs w:val="20"/>
+                <w:lang w:val="ru-RU"/>
+              </w:rPr>
+              <w:t>ДИРЕКТОР</w:t>
+            </w:r>
+            <w:r>
+              <w:rPr>
+                <w:rFonts w:ascii="Times New Roman" w:hAnsi="Times New Roman" w:cs="Times New Roman"/>
+                <w:sz w:val="20"/>
+                <w:szCs w:val="20"/>
+                <w:lang w:val="ru-RU"/>
+              </w:rPr>
+              <w:t>_ДОЛЖНОСТЬ}}</w:t>
+            </w:r>
           </w:p>
           <w:p>
             <w:pPr>
